--- a/data/ai_texts/AI_text_82.docx
+++ b/data/ai_texts/AI_text_82.docx
@@ -24,7 +24,7 @@
     </w:p>
     <w:p>
       <w:r>
-        <w:t>The Roe v. Wade case originated when Norma McCorvey, under the pseudonym "Jane Roe," challenged the Texas laws criminalizing abortion, arguing that they violated her constitutional rights. This legal battle progressed to the United States Supreme Court, where the central argument focused on whether the right to privacy implied in the Constitution could encompass a woman's decision to terminate her pregnancy (Ref-u240322). The Supreme Court's decision, delivered by Justice Harry Blackmun, asserted that the right to privacy was "broad enough to encompass a woman's decision whether or not to terminate her pregnancy" (Ref-u240322). This ruling established a trimester framework, giving women autonomy over the first trimester while allowing states to impose regulations in the later stages, thereby balancing individual rights with state interests. The implications of Roe v. Wade extended beyond the immediate legal context, influencing ongoing debates on reproductive autonomy and setting a precedent for future cases related to privacy and bodily autonomy (Ref-u240322).</w:t>
+        <w:t>The Roe v. Wade case originated when Norma McCorvey, under the pseudonym "Jane Roe," challenged the Texas laws criminalizing abortion, arguing that they violated her constitutional rights. This legal battle progressed to the United States Supreme Court, where the central argument focused on whether the right to privacy implied in the Constitution could encompass a woman's decision to terminate her pregnancy (Ref-s976627). The Supreme Court's decision, delivered by Justice Harry Blackmun, asserted that the right to privacy was "broad enough to encompass a woman's decision whether or not to terminate her pregnancy" (Ref-s976627). This ruling established a trimester framework, giving women autonomy over the first trimester while allowing states to impose regulations in the later stages, thereby balancing individual rights with state interests. The implications of Roe v. Wade extended beyond the immediate legal context, influencing ongoing debates on reproductive autonomy and setting a precedent for future cases related to privacy and bodily autonomy (Ref-s976627).</w:t>
       </w:r>
     </w:p>
     <w:p>
